--- a/examples/transf/doc/11-smoothing-clustering.docx
+++ b/examples/transf/doc/11-smoothing-clustering.docx
@@ -64,6 +64,45 @@
       </w:pPr>
       <w:r>
         <w:rPr>
+          <w:rStyle w:val="FunctionTok"/>
+        </w:rPr>
+        <w:t xml:space="preserve">source</w:t>
+      </w:r>
+      <w:r>
+        <w:rPr>
+          <w:rStyle w:val="NormalTok"/>
+        </w:rPr>
+        <w:t xml:space="preserve">(</w:t>
+      </w:r>
+      <w:r>
+        <w:rPr>
+          <w:rStyle w:val="FunctionTok"/>
+        </w:rPr>
+        <w:t xml:space="preserve">url</w:t>
+      </w:r>
+      <w:r>
+        <w:rPr>
+          <w:rStyle w:val="NormalTok"/>
+        </w:rPr>
+        <w:t xml:space="preserve">(</w:t>
+      </w:r>
+      <w:r>
+        <w:rPr>
+          <w:rStyle w:val="StringTok"/>
+        </w:rPr>
+        <w:t xml:space="preserve">"https://raw.githubusercontent.com/cefet-rj-dal/daltoolbox/main/examples/seed.R"</w:t>
+      </w:r>
+      <w:r>
+        <w:rPr>
+          <w:rStyle w:val="NormalTok"/>
+        </w:rPr>
+        <w:t xml:space="preserve">))</w:t>
+      </w:r>
+      <w:r>
+        <w:br/>
+      </w:r>
+      <w:r>
+        <w:rPr>
           <w:rStyle w:val="CommentTok"/>
         </w:rPr>
         <w:t xml:space="preserve"># installation </w:t>
@@ -325,6 +364,21 @@
       </w:r>
       <w:r>
         <w:rPr>
+          <w:rStyle w:val="FunctionTok"/>
+        </w:rPr>
+        <w:t xml:space="preserve">set_example_seed</w:t>
+      </w:r>
+      <w:r>
+        <w:rPr>
+          <w:rStyle w:val="NormalTok"/>
+        </w:rPr>
+        <w:t xml:space="preserve">()</w:t>
+      </w:r>
+      <w:r>
+        <w:br/>
+      </w:r>
+      <w:r>
+        <w:rPr>
           <w:rStyle w:val="NormalTok"/>
         </w:rPr>
         <w:t xml:space="preserve">obj </w:t>
@@ -703,6 +757,21 @@
       </w:r>
       <w:r>
         <w:rPr>
+          <w:rStyle w:val="FunctionTok"/>
+        </w:rPr>
+        <w:t xml:space="preserve">set_example_seed</w:t>
+      </w:r>
+      <w:r>
+        <w:rPr>
+          <w:rStyle w:val="NormalTok"/>
+        </w:rPr>
+        <w:t xml:space="preserve">()</w:t>
+      </w:r>
+      <w:r>
+        <w:br/>
+      </w:r>
+      <w:r>
+        <w:rPr>
           <w:rStyle w:val="NormalTok"/>
         </w:rPr>
         <w:t xml:space="preserve">obj </w:t>
@@ -782,6 +851,21 @@
       </w:pPr>
       <w:r>
         <w:rPr>
+          <w:rStyle w:val="FunctionTok"/>
+        </w:rPr>
+        <w:t xml:space="preserve">set_example_seed</w:t>
+      </w:r>
+      <w:r>
+        <w:rPr>
+          <w:rStyle w:val="NormalTok"/>
+        </w:rPr>
+        <w:t xml:space="preserve">()</w:t>
+      </w:r>
+      <w:r>
+        <w:br/>
+      </w:r>
+      <w:r>
+        <w:rPr>
           <w:rStyle w:val="NormalTok"/>
         </w:rPr>
         <w:t xml:space="preserve">obj </w:t>
@@ -912,7 +996,7 @@
         <w:rPr>
           <w:rStyle w:val="VerbatimChar"/>
         </w:rPr>
-        <w:t xml:space="preserve">## 4.69090909090909 5.14666666666667 5.67741935483871         6.215625             6.62            6.875 7.23333333333333 </w:t>
+        <w:t xml:space="preserve">##              4.4 4.70909090909091 5.04666666666667 5.60882352941176             6.02            6.352 6.78421052631579 </w:t>
       </w:r>
       <w:r>
         <w:br/>
@@ -921,7 +1005,7 @@
         <w:rPr>
           <w:rStyle w:val="VerbatimChar"/>
         </w:rPr>
-        <w:t xml:space="preserve">##               22               30               31               32               15                8                6 </w:t>
+        <w:t xml:space="preserve">##                5               11               30               34               15               25               19 </w:t>
       </w:r>
       <w:r>
         <w:br/>
@@ -930,7 +1014,7 @@
         <w:rPr>
           <w:rStyle w:val="VerbatimChar"/>
         </w:rPr>
-        <w:t xml:space="preserve">## 7.71666666666667 </w:t>
+        <w:t xml:space="preserve">## 7.50909090909091 </w:t>
       </w:r>
       <w:r>
         <w:br/>
@@ -939,7 +1023,7 @@
         <w:rPr>
           <w:rStyle w:val="VerbatimChar"/>
         </w:rPr>
-        <w:t xml:space="preserve">##                6</w:t>
+        <w:t xml:space="preserve">##               11</w:t>
       </w:r>
     </w:p>
     <w:p>
@@ -1077,10 +1161,10 @@
   <w:docDefaults>
     <w:rPrDefault>
       <w:rPr>
-        <w:rFonts w:asciiTheme="minorHAnsi" w:cstheme="minorBidi" w:eastAsiaTheme="minorHAnsi" w:hAnsiTheme="minorHAnsi"/>
+        <w:rFonts w:asciiTheme="minorHAnsi" w:cstheme="minorBidi" w:eastAsiaTheme="minorEastAsia" w:hAnsiTheme="minorHAnsi"/>
         <w:sz w:val="24"/>
         <w:szCs w:val="24"/>
-        <w:lang w:bidi="ar-SA" w:eastAsia="en-US" w:val="en-US"/>
+        <w:lang w:bidi="ar-SA" w:eastAsia="zh-CN" w:val="en-US"/>
       </w:rPr>
     </w:rPrDefault>
     <w:pPrDefault>
@@ -1621,13 +1705,6 @@
       </w:tblCellMar>
     </w:tblPr>
     <w:tblStylePr w:type="firstRow">
-      <w:tblPr>
-        <w:jc w:val="left"/>
-        <w:tblInd w:type="dxa" w:w="0"/>
-      </w:tblPr>
-      <w:trPr>
-        <w:jc w:val="left"/>
-      </w:trPr>
       <w:tcPr>
         <w:tcBorders>
           <w:bottom w:val="single"/>
